--- a/ADG/06장/6장_실습문제_추가서술형.docx
+++ b/ADG/06장/6장_실습문제_추가서술형.docx
@@ -96,7 +96,21 @@
           <w:rFonts w:ascii="맑은 고딕" w:hAnsi="맑은 고딕" w:eastAsia="맑은 고딕"/>
           <w:sz w:val="21"/>
         </w:rPr>
-        <w:t>[추가-03] `NOFILENAMECHECK`가 OMF 방식에서 필요 없어지는 이유를 파일 이름 규칙과 연결해 설명하라. 5장에서 이 절이 필요했던 이유도 함께 밝혀라.</w:t>
+        <w:t xml:space="preserve">[추가-03] </w:t>
+      </w:r>
+      <w:r>
+        <w:rPr>
+          <w:rFonts w:ascii="Consolas" w:hAnsi="Consolas" w:eastAsia="맑은 고딕"/>
+          <w:sz w:val="21"/>
+        </w:rPr>
+        <w:t xml:space="preserve">NOFILENAMECHECK</w:t>
+      </w:r>
+      <w:r>
+        <w:rPr>
+          <w:rFonts w:ascii="맑은 고딕" w:hAnsi="맑은 고딕" w:eastAsia="맑은 고딕"/>
+          <w:sz w:val="21"/>
+        </w:rPr>
+        <w:t xml:space="preserve">가 OMF 방식에서 필요 없어지는 이유를 파일 이름 규칙과 연결해 설명하라. 5장에서 이 절이 필요했던 이유도 함께 밝혀라.</w:t>
       </w:r>
     </w:p>
     <w:p>
@@ -123,7 +137,21 @@
           <w:rFonts w:ascii="맑은 고딕" w:hAnsi="맑은 고딕" w:eastAsia="맑은 고딕"/>
           <w:sz w:val="21"/>
         </w:rPr>
-        <w:t>[추가-04] OMF가 만든 디렉터리 구조를 계층별로 설명하고, 최상위 디렉터리 이름이 `DB_UNIQUE_NAME`에서 오는 것이 왜 중요한지 서술하라.</w:t>
+        <w:t xml:space="preserve">[추가-04] OMF가 만든 디렉터리 구조를 계층별로 설명하고, 최상위 디렉터리 이름이 </w:t>
+      </w:r>
+      <w:r>
+        <w:rPr>
+          <w:rFonts w:ascii="Consolas" w:hAnsi="Consolas" w:eastAsia="맑은 고딕"/>
+          <w:sz w:val="21"/>
+        </w:rPr>
+        <w:t xml:space="preserve">DB_UNIQUE_NAME</w:t>
+      </w:r>
+      <w:r>
+        <w:rPr>
+          <w:rFonts w:ascii="맑은 고딕" w:hAnsi="맑은 고딕" w:eastAsia="맑은 고딕"/>
+          <w:sz w:val="21"/>
+        </w:rPr>
+        <w:t xml:space="preserve">에서 오는 것이 왜 중요한지 서술하라.</w:t>
       </w:r>
     </w:p>
     <w:p>
@@ -266,7 +294,77 @@
           <w:rFonts w:ascii="맑은 고딕" w:hAnsi="맑은 고딕" w:eastAsia="맑은 고딕"/>
           <w:sz w:val="21"/>
         </w:rPr>
-        <w:t>[추가-09] `STARTUP NOMOUNT` 시 `ORA-01261` + `ORA-01262` + `Linux-x86_64 Error: 2` + `ORA-01034`가 발생했다. 원인과 조치, 재확인 방법을 쓰라. 오류 번호 2가 다른 값이면 무엇이 달라지는가?</w:t>
+        <w:t xml:space="preserve">[추가-09] </w:t>
+      </w:r>
+      <w:r>
+        <w:rPr>
+          <w:rFonts w:ascii="Consolas" w:hAnsi="Consolas" w:eastAsia="맑은 고딕"/>
+          <w:sz w:val="21"/>
+        </w:rPr>
+        <w:t xml:space="preserve">STARTUP NOMOUNT</w:t>
+      </w:r>
+      <w:r>
+        <w:rPr>
+          <w:rFonts w:ascii="맑은 고딕" w:hAnsi="맑은 고딕" w:eastAsia="맑은 고딕"/>
+          <w:sz w:val="21"/>
+        </w:rPr>
+        <w:t xml:space="preserve"> 시 </w:t>
+      </w:r>
+      <w:r>
+        <w:rPr>
+          <w:rFonts w:ascii="Consolas" w:hAnsi="Consolas" w:eastAsia="맑은 고딕"/>
+          <w:sz w:val="21"/>
+        </w:rPr>
+        <w:t xml:space="preserve">ORA-01261</w:t>
+      </w:r>
+      <w:r>
+        <w:rPr>
+          <w:rFonts w:ascii="맑은 고딕" w:hAnsi="맑은 고딕" w:eastAsia="맑은 고딕"/>
+          <w:sz w:val="21"/>
+        </w:rPr>
+        <w:t xml:space="preserve"> + </w:t>
+      </w:r>
+      <w:r>
+        <w:rPr>
+          <w:rFonts w:ascii="Consolas" w:hAnsi="Consolas" w:eastAsia="맑은 고딕"/>
+          <w:sz w:val="21"/>
+        </w:rPr>
+        <w:t xml:space="preserve">ORA-01262</w:t>
+      </w:r>
+      <w:r>
+        <w:rPr>
+          <w:rFonts w:ascii="맑은 고딕" w:hAnsi="맑은 고딕" w:eastAsia="맑은 고딕"/>
+          <w:sz w:val="21"/>
+        </w:rPr>
+        <w:t xml:space="preserve"> + </w:t>
+      </w:r>
+      <w:r>
+        <w:rPr>
+          <w:rFonts w:ascii="Consolas" w:hAnsi="Consolas" w:eastAsia="맑은 고딕"/>
+          <w:sz w:val="21"/>
+        </w:rPr>
+        <w:t xml:space="preserve">Linux-x86_64 Error: 2</w:t>
+      </w:r>
+      <w:r>
+        <w:rPr>
+          <w:rFonts w:ascii="맑은 고딕" w:hAnsi="맑은 고딕" w:eastAsia="맑은 고딕"/>
+          <w:sz w:val="21"/>
+        </w:rPr>
+        <w:t xml:space="preserve"> + </w:t>
+      </w:r>
+      <w:r>
+        <w:rPr>
+          <w:rFonts w:ascii="Consolas" w:hAnsi="Consolas" w:eastAsia="맑은 고딕"/>
+          <w:sz w:val="21"/>
+        </w:rPr>
+        <w:t xml:space="preserve">ORA-01034</w:t>
+      </w:r>
+      <w:r>
+        <w:rPr>
+          <w:rFonts w:ascii="맑은 고딕" w:hAnsi="맑은 고딕" w:eastAsia="맑은 고딕"/>
+          <w:sz w:val="21"/>
+        </w:rPr>
+        <w:t xml:space="preserve">가 발생했다. 원인과 조치, 재확인 방법을 쓰라. 오류 번호 2가 다른 값이면 무엇이 달라지는가?</w:t>
       </w:r>
     </w:p>
     <w:p>
@@ -293,7 +391,35 @@
           <w:rFonts w:ascii="맑은 고딕" w:hAnsi="맑은 고딕" w:eastAsia="맑은 고딕"/>
           <w:sz w:val="21"/>
         </w:rPr>
-        <w:t>[추가-10] RMAN 실행 시 `RMAN-03002: failure of allocate command`와 `ORA-27101`이 났다. 이것이 5장의 실패들과 어떻게 다른지 설명하고, 원인·조치·재확인을 쓰라.</w:t>
+        <w:t xml:space="preserve">[추가-10] RMAN 실행 시 </w:t>
+      </w:r>
+      <w:r>
+        <w:rPr>
+          <w:rFonts w:ascii="Consolas" w:hAnsi="Consolas" w:eastAsia="맑은 고딕"/>
+          <w:sz w:val="21"/>
+        </w:rPr>
+        <w:t xml:space="preserve">RMAN-03002: failure of allocate command</w:t>
+      </w:r>
+      <w:r>
+        <w:rPr>
+          <w:rFonts w:ascii="맑은 고딕" w:hAnsi="맑은 고딕" w:eastAsia="맑은 고딕"/>
+          <w:sz w:val="21"/>
+        </w:rPr>
+        <w:t xml:space="preserve">와 </w:t>
+      </w:r>
+      <w:r>
+        <w:rPr>
+          <w:rFonts w:ascii="Consolas" w:hAnsi="Consolas" w:eastAsia="맑은 고딕"/>
+          <w:sz w:val="21"/>
+        </w:rPr>
+        <w:t xml:space="preserve">ORA-27101</w:t>
+      </w:r>
+      <w:r>
+        <w:rPr>
+          <w:rFonts w:ascii="맑은 고딕" w:hAnsi="맑은 고딕" w:eastAsia="맑은 고딕"/>
+          <w:sz w:val="21"/>
+        </w:rPr>
+        <w:t xml:space="preserve">이 났다. 이것이 5장의 실패들과 어떻게 다른지 설명하고, 원인·조치·재확인을 쓰라.</w:t>
       </w:r>
     </w:p>
     <w:p>
@@ -320,7 +446,35 @@
           <w:rFonts w:ascii="맑은 고딕" w:hAnsi="맑은 고딕" w:eastAsia="맑은 고딕"/>
           <w:sz w:val="21"/>
         </w:rPr>
-        <w:t>[추가-11] OMF 파라미터를 주었다고 생각했는데 `RMAN-05538` + `RMAN-05001` 11줄이 났다. 원인을 특정하는 방법과 조치, 재확인 절차를 쓰라.</w:t>
+        <w:t xml:space="preserve">[추가-11] OMF 파라미터를 주었다고 생각했는데 </w:t>
+      </w:r>
+      <w:r>
+        <w:rPr>
+          <w:rFonts w:ascii="Consolas" w:hAnsi="Consolas" w:eastAsia="맑은 고딕"/>
+          <w:sz w:val="21"/>
+        </w:rPr>
+        <w:t xml:space="preserve">RMAN-05538</w:t>
+      </w:r>
+      <w:r>
+        <w:rPr>
+          <w:rFonts w:ascii="맑은 고딕" w:hAnsi="맑은 고딕" w:eastAsia="맑은 고딕"/>
+          <w:sz w:val="21"/>
+        </w:rPr>
+        <w:t xml:space="preserve"> + </w:t>
+      </w:r>
+      <w:r>
+        <w:rPr>
+          <w:rFonts w:ascii="Consolas" w:hAnsi="Consolas" w:eastAsia="맑은 고딕"/>
+          <w:sz w:val="21"/>
+        </w:rPr>
+        <w:t xml:space="preserve">RMAN-05001</w:t>
+      </w:r>
+      <w:r>
+        <w:rPr>
+          <w:rFonts w:ascii="맑은 고딕" w:hAnsi="맑은 고딕" w:eastAsia="맑은 고딕"/>
+          <w:sz w:val="21"/>
+        </w:rPr>
+        <w:t xml:space="preserve"> 11줄이 났다. 원인을 특정하는 방법과 조치, 재확인 절차를 쓰라.</w:t>
       </w:r>
     </w:p>
     <w:p>
@@ -347,7 +501,35 @@
           <w:rFonts w:ascii="맑은 고딕" w:hAnsi="맑은 고딕" w:eastAsia="맑은 고딕"/>
           <w:sz w:val="21"/>
         </w:rPr>
-        <w:t>[추가-12] `STARTUP MOUNT`가 `ORA-00205`로 실패했다. 인스턴스 상태를 확인하는 방법과 두 가지 조치 경로를 제시하고, 어느 쪽을 언제 택하는지 밝혀라.</w:t>
+        <w:t xml:space="preserve">[추가-12] </w:t>
+      </w:r>
+      <w:r>
+        <w:rPr>
+          <w:rFonts w:ascii="Consolas" w:hAnsi="Consolas" w:eastAsia="맑은 고딕"/>
+          <w:sz w:val="21"/>
+        </w:rPr>
+        <w:t xml:space="preserve">STARTUP MOUNT</w:t>
+      </w:r>
+      <w:r>
+        <w:rPr>
+          <w:rFonts w:ascii="맑은 고딕" w:hAnsi="맑은 고딕" w:eastAsia="맑은 고딕"/>
+          <w:sz w:val="21"/>
+        </w:rPr>
+        <w:t xml:space="preserve">가 </w:t>
+      </w:r>
+      <w:r>
+        <w:rPr>
+          <w:rFonts w:ascii="Consolas" w:hAnsi="Consolas" w:eastAsia="맑은 고딕"/>
+          <w:sz w:val="21"/>
+        </w:rPr>
+        <w:t xml:space="preserve">ORA-00205</w:t>
+      </w:r>
+      <w:r>
+        <w:rPr>
+          <w:rFonts w:ascii="맑은 고딕" w:hAnsi="맑은 고딕" w:eastAsia="맑은 고딕"/>
+          <w:sz w:val="21"/>
+        </w:rPr>
+        <w:t xml:space="preserve">로 실패했다. 인스턴스 상태를 확인하는 방법과 두 가지 조치 경로를 제시하고, 어느 쪽을 언제 택하는지 밝혀라.</w:t>
       </w:r>
     </w:p>
     <w:p>
@@ -374,7 +556,21 @@
           <w:rFonts w:ascii="맑은 고딕" w:hAnsi="맑은 고딕" w:eastAsia="맑은 고딕"/>
           <w:sz w:val="21"/>
         </w:rPr>
-        <w:t>[추가-13] 복제가 끝난 뒤 같은 스크립트를 다시 실행했더니 `RMAN-05537`이 났다. 이 오류의 뜻과 Standby의 안전 여부, 정말로 다시 만들어야 할 때의 절차를 쓰라.</w:t>
+        <w:t xml:space="preserve">[추가-13] 복제가 끝난 뒤 같은 스크립트를 다시 실행했더니 </w:t>
+      </w:r>
+      <w:r>
+        <w:rPr>
+          <w:rFonts w:ascii="Consolas" w:hAnsi="Consolas" w:eastAsia="맑은 고딕"/>
+          <w:sz w:val="21"/>
+        </w:rPr>
+        <w:t xml:space="preserve">RMAN-05537</w:t>
+      </w:r>
+      <w:r>
+        <w:rPr>
+          <w:rFonts w:ascii="맑은 고딕" w:hAnsi="맑은 고딕" w:eastAsia="맑은 고딕"/>
+          <w:sz w:val="21"/>
+        </w:rPr>
+        <w:t xml:space="preserve">이 났다. 이 오류의 뜻과 Standby의 안전 여부, 정말로 다시 만들어야 할 때의 절차를 쓰라.</w:t>
       </w:r>
     </w:p>
     <w:p>
@@ -401,7 +597,35 @@
           <w:rFonts w:ascii="맑은 고딕" w:hAnsi="맑은 고딕" w:eastAsia="맑은 고딕"/>
           <w:sz w:val="21"/>
         </w:rPr>
-        <w:t>[추가-14] 설치 가이드를 따라 `create spfile from pfile`을 실행했더니 `ORA-32002`가 났다. 이 오류가 오히려 다행인 이유를 구체적으로 설명하고, 대신 무엇을 확인해야 하는지 쓰라.</w:t>
+        <w:t xml:space="preserve">[추가-14] 설치 가이드를 따라 </w:t>
+      </w:r>
+      <w:r>
+        <w:rPr>
+          <w:rFonts w:ascii="Consolas" w:hAnsi="Consolas" w:eastAsia="맑은 고딕"/>
+          <w:sz w:val="21"/>
+        </w:rPr>
+        <w:t xml:space="preserve">create spfile from pfile</w:t>
+      </w:r>
+      <w:r>
+        <w:rPr>
+          <w:rFonts w:ascii="맑은 고딕" w:hAnsi="맑은 고딕" w:eastAsia="맑은 고딕"/>
+          <w:sz w:val="21"/>
+        </w:rPr>
+        <w:t xml:space="preserve">을 실행했더니 </w:t>
+      </w:r>
+      <w:r>
+        <w:rPr>
+          <w:rFonts w:ascii="Consolas" w:hAnsi="Consolas" w:eastAsia="맑은 고딕"/>
+          <w:sz w:val="21"/>
+        </w:rPr>
+        <w:t xml:space="preserve">ORA-32002</w:t>
+      </w:r>
+      <w:r>
+        <w:rPr>
+          <w:rFonts w:ascii="맑은 고딕" w:hAnsi="맑은 고딕" w:eastAsia="맑은 고딕"/>
+          <w:sz w:val="21"/>
+        </w:rPr>
+        <w:t xml:space="preserve">가 났다. 이 오류가 오히려 다행인 이유를 구체적으로 설명하고, 대신 무엇을 확인해야 하는지 쓰라.</w:t>
       </w:r>
     </w:p>
     <w:p>
@@ -584,6 +808,8 @@
       </w:r>
     </w:p>
     <w:sectPr>
+      <w:headerReference w:type="default" r:id="rId9"/>
+      <w:footerReference w:type="default" r:id="rId10"/>
       <w:pgSz w:w="12240" w:h="15840"/>
       <w:pgMar w:top="1440" w:right="1800" w:bottom="1440" w:left="1800" w:header="720" w:footer="720" w:gutter="0"/>
       <w:cols w:space="720"/>
@@ -591,6 +817,26 @@
     </w:sectPr>
   </w:body>
 </w:document>
+</file>
+
+<file path=word/footer1.xml><?xml version="1.0" encoding="utf-8"?>
+<w:ftr xmlns:m="http://schemas.openxmlformats.org/officeDocument/2006/math" xmlns:mc="http://schemas.openxmlformats.org/markup-compatibility/2006" xmlns:mo="http://schemas.microsoft.com/office/mac/office/2008/main" xmlns:mv="urn:schemas-microsoft-com:mac:vml" xmlns:o="urn:schemas-microsoft-com:office:office" xmlns:r="http://schemas.openxmlformats.org/officeDocument/2006/relationships" xmlns:v="urn:schemas-microsoft-com:vml" xmlns:w10="urn:schemas-microsoft-com:office:word" xmlns:w14="http://schemas.microsoft.com/office/word/2010/wordml" xmlns:w="http://schemas.openxmlformats.org/wordprocessingml/2006/main" xmlns:wne="http://schemas.microsoft.com/office/word/2006/wordml" xmlns:wp14="http://schemas.microsoft.com/office/word/2010/wordprocessingDrawing" xmlns:wp="http://schemas.openxmlformats.org/drawingml/2006/wordprocessingDrawing" xmlns:wpc="http://schemas.microsoft.com/office/word/2010/wordprocessingCanvas" xmlns:wpg="http://schemas.microsoft.com/office/word/2010/wordprocessingGroup" xmlns:wpi="http://schemas.microsoft.com/office/word/2010/wordprocessingInk" xmlns:wps="http://schemas.microsoft.com/office/word/2010/wordprocessingShape" mc:Ignorable="w14 wp14">
+  <w:p>
+    <w:pPr>
+      <w:pStyle w:val="Footer"/>
+    </w:pPr>
+  </w:p>
+</w:ftr>
+</file>
+
+<file path=word/header1.xml><?xml version="1.0" encoding="utf-8"?>
+<w:hdr xmlns:m="http://schemas.openxmlformats.org/officeDocument/2006/math" xmlns:mc="http://schemas.openxmlformats.org/markup-compatibility/2006" xmlns:mo="http://schemas.microsoft.com/office/mac/office/2008/main" xmlns:mv="urn:schemas-microsoft-com:mac:vml" xmlns:o="urn:schemas-microsoft-com:office:office" xmlns:r="http://schemas.openxmlformats.org/officeDocument/2006/relationships" xmlns:v="urn:schemas-microsoft-com:vml" xmlns:w10="urn:schemas-microsoft-com:office:word" xmlns:w14="http://schemas.microsoft.com/office/word/2010/wordml" xmlns:w="http://schemas.openxmlformats.org/wordprocessingml/2006/main" xmlns:wne="http://schemas.microsoft.com/office/word/2006/wordml" xmlns:wp14="http://schemas.microsoft.com/office/word/2010/wordprocessingDrawing" xmlns:wp="http://schemas.openxmlformats.org/drawingml/2006/wordprocessingDrawing" xmlns:wpc="http://schemas.microsoft.com/office/word/2010/wordprocessingCanvas" xmlns:wpg="http://schemas.microsoft.com/office/word/2010/wordprocessingGroup" xmlns:wpi="http://schemas.microsoft.com/office/word/2010/wordprocessingInk" xmlns:wps="http://schemas.microsoft.com/office/word/2010/wordprocessingShape" mc:Ignorable="w14 wp14">
+  <w:p>
+    <w:pPr>
+      <w:pStyle w:val="Header"/>
+    </w:pPr>
+  </w:p>
+</w:hdr>
 </file>
 
 <file path=word/numbering.xml><?xml version="1.0" encoding="utf-8"?>
